--- a/会议问答记录-20260909-RNP-Scope交流-总部技术团队版.docx
+++ b/会议问答记录-20260909-RNP-Scope交流-总部技术团队版.docx
@@ -717,6 +717,69 @@
                 <w:sz w:val="19"/>
                 <w:szCs w:val="19"/>
               </w:rPr>
+              <w:t xml:space="preserve">时间与节奏</w:t>
+            </w:r>
+          </w:p>
+        </w:tc>
+        <w:tc>
+          <w:tcPr>
+            <w:tcW w:type="dxa" w:w="6760"/>
+            <w:tcMar>
+              <w:top w:type="dxa" w:w="60"/>
+              <w:left w:type="dxa" w:w="100"/>
+              <w:bottom w:type="dxa" w:w="60"/>
+              <w:right w:type="dxa" w:w="100"/>
+            </w:tcMar>
+          </w:tcPr>
+          <w:p>
+            <w:pPr>
+              <w:spacing w:after="0" w:line="280"/>
+            </w:pPr>
+            <w:r>
+              <w:rPr>
+                <w:rFonts w:ascii="微软雅黑" w:cs="微软雅黑" w:eastAsia="微软雅黑" w:hAnsi="微软雅黑"/>
+                <w:b w:val="false"/>
+                <w:bCs w:val="false"/>
+                <w:i w:val="false"/>
+                <w:iCs w:val="false"/>
+                <w:color w:val="1D1D1A"/>
+                <w:sz w:val="19"/>
+                <w:szCs w:val="19"/>
+              </w:rPr>
+              <w:t xml:space="preserve">讯飞方开场询问可用时间并拟按 20–25 分钟陈述，RNP 方答复"Take your time"（时间不限）；讯飞方问是否可以打断，RNP 方表示"我更倾向于随时打断"。</w:t>
+            </w:r>
+          </w:p>
+        </w:tc>
+      </w:tr>
+      <w:tr>
+        <w:trPr>
+          <w:cantSplit/>
+        </w:trPr>
+        <w:tc>
+          <w:tcPr>
+            <w:tcW w:type="dxa" w:w="2600"/>
+            <w:tcMar>
+              <w:top w:type="dxa" w:w="60"/>
+              <w:left w:type="dxa" w:w="100"/>
+              <w:bottom w:type="dxa" w:w="60"/>
+              <w:right w:type="dxa" w:w="100"/>
+            </w:tcMar>
+          </w:tcPr>
+          <w:p>
+            <w:pPr>
+              <w:spacing w:after="0" w:line="280"/>
+            </w:pPr>
+            <w:r>
+              <w:rPr>
+                <w:rFonts w:ascii="微软雅黑" w:cs="微软雅黑" w:eastAsia="微软雅黑" w:hAnsi="微软雅黑"/>
+                <w:b w:val="false"/>
+                <w:bCs w:val="false"/>
+                <w:i w:val="false"/>
+                <w:iCs w:val="false"/>
+                <w:color w:val="1D1D1A"/>
+                <w:sz w:val="19"/>
+                <w:szCs w:val="19"/>
+              </w:rPr>
               <w:t xml:space="preserve">行政信息</w:t>
             </w:r>
           </w:p>
@@ -746,7 +809,7 @@
                 <w:sz w:val="19"/>
                 <w:szCs w:val="19"/>
               </w:rPr>
-              <w:t xml:space="preserve">讯飞方宣布巴西子公司注册已获圣保罗州商业登记局（JUCESP）核准，会议进行中取得 CNPJ</w:t>
+              <w:t xml:space="preserve">讯飞方宣布巴西子公司注册已获圣保罗州商业登记局（JUCESP）核准；休息期间讯飞方宣布已收到 CNPJ 证书，RNP 方回应："什么是 CNPJ？——这是新消息。"</w:t>
             </w:r>
           </w:p>
         </w:tc>
@@ -1517,6 +1580,38 @@
           <w:sz w:val="21"/>
           <w:szCs w:val="21"/>
         </w:rPr>
+        <w:t xml:space="preserve">即登录、登出之类的事项。</w:t>
+      </w:r>
+    </w:p>
+    <w:p>
+      <w:pPr>
+        <w:spacing w:after="80" w:line="320"/>
+        <w:ind w:left="360" w:hanging="0"/>
+      </w:pPr>
+      <w:r>
+        <w:rPr>
+          <w:rFonts w:ascii="微软雅黑" w:cs="微软雅黑" w:eastAsia="微软雅黑" w:hAnsi="微软雅黑"/>
+          <w:b/>
+          <w:bCs/>
+          <w:i w:val="false"/>
+          <w:iCs w:val="false"/>
+          <w:color w:val="0057A8"/>
+          <w:sz w:val="21"/>
+          <w:szCs w:val="21"/>
+        </w:rPr>
+        <w:t xml:space="preserve">RNP 方表示：</w:t>
+      </w:r>
+      <w:r>
+        <w:rPr>
+          <w:rFonts w:ascii="微软雅黑" w:cs="微软雅黑" w:eastAsia="微软雅黑" w:hAnsi="微软雅黑"/>
+          <w:b w:val="false"/>
+          <w:bCs w:val="false"/>
+          <w:i w:val="false"/>
+          <w:iCs w:val="false"/>
+          <w:color w:val="1D1D1A"/>
+          <w:sz w:val="21"/>
+          <w:szCs w:val="21"/>
+        </w:rPr>
         <w:t xml:space="preserve">RNP 可以展示自己的系统以便集成。</w:t>
       </w:r>
     </w:p>
@@ -1721,6 +1816,38 @@
     </w:p>
     <w:p>
       <w:pPr>
+        <w:spacing w:after="80" w:line="320"/>
+        <w:ind w:left="360" w:hanging="0"/>
+      </w:pPr>
+      <w:r>
+        <w:rPr>
+          <w:rFonts w:ascii="微软雅黑" w:cs="微软雅黑" w:eastAsia="微软雅黑" w:hAnsi="微软雅黑"/>
+          <w:b/>
+          <w:bCs/>
+          <w:i w:val="false"/>
+          <w:iCs w:val="false"/>
+          <w:color w:val="0057A8"/>
+          <w:sz w:val="21"/>
+          <w:szCs w:val="21"/>
+        </w:rPr>
+        <w:t xml:space="preserve">RNP 方表示：</w:t>
+      </w:r>
+      <w:r>
+        <w:rPr>
+          <w:rFonts w:ascii="微软雅黑" w:cs="微软雅黑" w:eastAsia="微软雅黑" w:hAnsi="微软雅黑"/>
+          <w:b w:val="false"/>
+          <w:bCs w:val="false"/>
+          <w:i w:val="false"/>
+          <w:iCs w:val="false"/>
+          <w:color w:val="1D1D1A"/>
+          <w:sz w:val="21"/>
+          <w:szCs w:val="21"/>
+        </w:rPr>
+        <w:t xml:space="preserve">好。这只是先对讯飞目前在做的工作有一个总览。</w:t>
+      </w:r>
+    </w:p>
+    <w:p>
+      <w:pPr>
         <w:pStyle w:val="Heading1"/>
         <w:keepNext/>
         <w:spacing w:after="160" w:before="420"/>
@@ -1865,7 +1992,7 @@
           <w:sz w:val="21"/>
           <w:szCs w:val="21"/>
         </w:rPr>
-        <w:t xml:space="preserve">专家对语料规模存有担忧：此前为 300 亿，现为 500 亿；有观点认为对 3000 亿参数模型而言，这不足以做出巴西葡语模型，可能需要 1000 亿到 2000 亿 token。</w:t>
+        <w:t xml:space="preserve">RNP 方表示此前已就此提问但不记得答案。专家对语料规模存有担忧：此前为 300 亿，现为 500 亿；有观点认为对 3000 亿参数模型而言，这不足以做出巴西葡语模型，可能需要 1000 亿到 2000 亿 token。</w:t>
       </w:r>
     </w:p>
     <w:p>
@@ -2571,6 +2698,25 @@
     </w:p>
     <w:p>
       <w:pPr>
+        <w:spacing w:after="120" w:line="300"/>
+        <w:ind w:left="360"/>
+      </w:pPr>
+      <w:r>
+        <w:rPr>
+          <w:rFonts w:ascii="微软雅黑" w:cs="微软雅黑" w:eastAsia="微软雅黑" w:hAnsi="微软雅黑"/>
+          <w:b w:val="false"/>
+          <w:bCs w:val="false"/>
+          <w:i w:val="false"/>
+          <w:iCs w:val="false"/>
+          <w:color w:val="6B6B6B"/>
+          <w:sz w:val="19"/>
+          <w:szCs w:val="19"/>
+        </w:rPr>
+        <w:t xml:space="preserve">〔43:39 RNP 现场人员之间的葡语旁白，被会场麦克风拾到，转写残缺："把技术转移给他们是有道理的，但我想他们也在和我们……"——随即以英文对讯飞方说出下面这句〕</w:t>
+      </w:r>
+    </w:p>
+    <w:p>
+      <w:pPr>
         <w:spacing w:after="80" w:line="320"/>
         <w:ind w:left="360" w:hanging="0"/>
       </w:pPr>
@@ -6090,6 +6236,70 @@
     </w:p>
     <w:p>
       <w:pPr>
+        <w:spacing w:after="80" w:line="320"/>
+        <w:ind w:left="360" w:hanging="0"/>
+      </w:pPr>
+      <w:r>
+        <w:rPr>
+          <w:rFonts w:ascii="微软雅黑" w:cs="微软雅黑" w:eastAsia="微软雅黑" w:hAnsi="微软雅黑"/>
+          <w:b/>
+          <w:bCs/>
+          <w:i w:val="false"/>
+          <w:iCs w:val="false"/>
+          <w:color w:val="0057A8"/>
+          <w:sz w:val="21"/>
+          <w:szCs w:val="21"/>
+        </w:rPr>
+        <w:t xml:space="preserve">RNP 方表示：</w:t>
+      </w:r>
+      <w:r>
+        <w:rPr>
+          <w:rFonts w:ascii="微软雅黑" w:cs="微软雅黑" w:eastAsia="微软雅黑" w:hAnsi="微软雅黑"/>
+          <w:b w:val="false"/>
+          <w:bCs w:val="false"/>
+          <w:i w:val="false"/>
+          <w:iCs w:val="false"/>
+          <w:color w:val="1D1D1A"/>
+          <w:sz w:val="21"/>
+          <w:szCs w:val="21"/>
+        </w:rPr>
+        <w:t xml:space="preserve">好的，谢谢。</w:t>
+      </w:r>
+    </w:p>
+    <w:p>
+      <w:pPr>
+        <w:spacing w:after="80" w:line="320"/>
+        <w:ind w:left="360" w:hanging="0"/>
+      </w:pPr>
+      <w:r>
+        <w:rPr>
+          <w:rFonts w:ascii="微软雅黑" w:cs="微软雅黑" w:eastAsia="微软雅黑" w:hAnsi="微软雅黑"/>
+          <w:b/>
+          <w:bCs/>
+          <w:i w:val="false"/>
+          <w:iCs w:val="false"/>
+          <w:color w:val="0057A8"/>
+          <w:sz w:val="21"/>
+          <w:szCs w:val="21"/>
+        </w:rPr>
+        <w:t xml:space="preserve">RNP 方表示：</w:t>
+      </w:r>
+      <w:r>
+        <w:rPr>
+          <w:rFonts w:ascii="微软雅黑" w:cs="微软雅黑" w:eastAsia="微软雅黑" w:hAnsi="微软雅黑"/>
+          <w:b w:val="false"/>
+          <w:bCs w:val="false"/>
+          <w:i w:val="false"/>
+          <w:iCs w:val="false"/>
+          <w:color w:val="1D1D1A"/>
+          <w:sz w:val="21"/>
+          <w:szCs w:val="21"/>
+        </w:rPr>
+        <w:t xml:space="preserve">（01:26:19，就讯飞方"应用移交后由 RNP 运营、升级、维护、迭代"的陈述）所以这就是讯飞所说的运营主权——运维主权。</w:t>
+      </w:r>
+    </w:p>
+    <w:p>
+      <w:pPr>
         <w:keepNext/>
         <w:spacing w:after="80" w:before="200"/>
       </w:pPr>
@@ -8048,7 +8258,7 @@
           <w:sz w:val="21"/>
           <w:szCs w:val="21"/>
         </w:rPr>
-        <w:t xml:space="preserve">是 12 加另一组，不同。这两个可以是一个团队；另一个团队更偏基础设施。</w:t>
+        <w:t xml:space="preserve">是 12 加另一组，不同。</w:t>
       </w:r>
     </w:p>
     <w:p>
@@ -8067,6 +8277,70 @@
           <w:sz w:val="21"/>
           <w:szCs w:val="21"/>
         </w:rPr>
+        <w:t xml:space="preserve">RNP 方表示：</w:t>
+      </w:r>
+      <w:r>
+        <w:rPr>
+          <w:rFonts w:ascii="微软雅黑" w:cs="微软雅黑" w:eastAsia="微软雅黑" w:hAnsi="微软雅黑"/>
+          <w:b w:val="false"/>
+          <w:bCs w:val="false"/>
+          <w:i w:val="false"/>
+          <w:iCs w:val="false"/>
+          <w:color w:val="1D1D1A"/>
+          <w:sz w:val="21"/>
+          <w:szCs w:val="21"/>
+        </w:rPr>
+        <w:t xml:space="preserve">这两个可以是一个团队。</w:t>
+      </w:r>
+    </w:p>
+    <w:p>
+      <w:pPr>
+        <w:spacing w:after="80" w:line="320"/>
+        <w:ind w:left="360" w:hanging="0"/>
+      </w:pPr>
+      <w:r>
+        <w:rPr>
+          <w:rFonts w:ascii="微软雅黑" w:cs="微软雅黑" w:eastAsia="微软雅黑" w:hAnsi="微软雅黑"/>
+          <w:b/>
+          <w:bCs/>
+          <w:i w:val="false"/>
+          <w:iCs w:val="false"/>
+          <w:color w:val="2E7D32"/>
+          <w:sz w:val="21"/>
+          <w:szCs w:val="21"/>
+        </w:rPr>
+        <w:t xml:space="preserve">华为方答复：</w:t>
+      </w:r>
+      <w:r>
+        <w:rPr>
+          <w:rFonts w:ascii="微软雅黑" w:cs="微软雅黑" w:eastAsia="微软雅黑" w:hAnsi="微软雅黑"/>
+          <w:b w:val="false"/>
+          <w:bCs w:val="false"/>
+          <w:i w:val="false"/>
+          <w:iCs w:val="false"/>
+          <w:color w:val="1D1D1A"/>
+          <w:sz w:val="21"/>
+          <w:szCs w:val="21"/>
+        </w:rPr>
+        <w:t xml:space="preserve">这里是另一个团队，因为更偏基础设施。</w:t>
+      </w:r>
+    </w:p>
+    <w:p>
+      <w:pPr>
+        <w:spacing w:after="80" w:line="320"/>
+        <w:ind w:left="360" w:hanging="0"/>
+      </w:pPr>
+      <w:r>
+        <w:rPr>
+          <w:rFonts w:ascii="微软雅黑" w:cs="微软雅黑" w:eastAsia="微软雅黑" w:hAnsi="微软雅黑"/>
+          <w:b/>
+          <w:bCs/>
+          <w:i w:val="false"/>
+          <w:iCs w:val="false"/>
+          <w:color w:val="0057A8"/>
+          <w:sz w:val="21"/>
+          <w:szCs w:val="21"/>
+        </w:rPr>
         <w:t xml:space="preserve">RNP 方追问：</w:t>
       </w:r>
       <w:r>
@@ -8127,6 +8401,38 @@
           <w:bCs/>
           <w:i w:val="false"/>
           <w:iCs w:val="false"/>
+          <w:color w:val="0057A8"/>
+          <w:sz w:val="21"/>
+          <w:szCs w:val="21"/>
+        </w:rPr>
+        <w:t xml:space="preserve">RNP 方表示：</w:t>
+      </w:r>
+      <w:r>
+        <w:rPr>
+          <w:rFonts w:ascii="微软雅黑" w:cs="微软雅黑" w:eastAsia="微软雅黑" w:hAnsi="微软雅黑"/>
+          <w:b w:val="false"/>
+          <w:bCs w:val="false"/>
+          <w:i w:val="false"/>
+          <w:iCs w:val="false"/>
+          <w:color w:val="1D1D1A"/>
+          <w:sz w:val="21"/>
+          <w:szCs w:val="21"/>
+        </w:rPr>
+        <w:t xml:space="preserve">（02:00:42，回到线上后）不是 44 人，也许是 12 加 32。</w:t>
+      </w:r>
+    </w:p>
+    <w:p>
+      <w:pPr>
+        <w:spacing w:after="80" w:line="320"/>
+        <w:ind w:left="360" w:hanging="0"/>
+      </w:pPr>
+      <w:r>
+        <w:rPr>
+          <w:rFonts w:ascii="微软雅黑" w:cs="微软雅黑" w:eastAsia="微软雅黑" w:hAnsi="微软雅黑"/>
+          <w:b/>
+          <w:bCs/>
+          <w:i w:val="false"/>
+          <w:iCs w:val="false"/>
           <w:color w:val="C00000"/>
           <w:sz w:val="21"/>
           <w:szCs w:val="21"/>
@@ -8144,7 +8450,7 @@
           <w:sz w:val="21"/>
           <w:szCs w:val="21"/>
         </w:rPr>
-        <w:t xml:space="preserve">（后续澄清）不是 44 人，</w:t>
+        <w:t xml:space="preserve">抱歉——</w:t>
       </w:r>
       <w:r>
         <w:rPr>
@@ -8279,7 +8585,39 @@
           <w:sz w:val="21"/>
           <w:szCs w:val="21"/>
         </w:rPr>
-        <w:t xml:space="preserve">不是"应当"，是"可以"；不是必须，也可以在巴西，取决于计划；也可以做线上的知识转移。但去中国是一个选择。</w:t>
+        <w:t xml:space="preserve">不是"应当"，是"可以"；不是必须，也可以在巴西，取决于计划；也可以做线上的知识转移。</w:t>
+      </w:r>
+    </w:p>
+    <w:p>
+      <w:pPr>
+        <w:spacing w:after="80" w:line="320"/>
+        <w:ind w:left="360" w:hanging="0"/>
+      </w:pPr>
+      <w:r>
+        <w:rPr>
+          <w:rFonts w:ascii="微软雅黑" w:cs="微软雅黑" w:eastAsia="微软雅黑" w:hAnsi="微软雅黑"/>
+          <w:b/>
+          <w:bCs/>
+          <w:i w:val="false"/>
+          <w:iCs w:val="false"/>
+          <w:color w:val="0057A8"/>
+          <w:sz w:val="21"/>
+          <w:szCs w:val="21"/>
+        </w:rPr>
+        <w:t xml:space="preserve">RNP 方表示：</w:t>
+      </w:r>
+      <w:r>
+        <w:rPr>
+          <w:rFonts w:ascii="微软雅黑" w:cs="微软雅黑" w:eastAsia="微软雅黑" w:hAnsi="微软雅黑"/>
+          <w:b w:val="false"/>
+          <w:bCs w:val="false"/>
+          <w:i w:val="false"/>
+          <w:iCs w:val="false"/>
+          <w:color w:val="1D1D1A"/>
+          <w:sz w:val="21"/>
+          <w:szCs w:val="21"/>
+        </w:rPr>
+        <w:t xml:space="preserve">但也许去中国是一个选择。</w:t>
       </w:r>
     </w:p>
     <w:p>
@@ -8683,6 +9021,38 @@
           <w:sz w:val="21"/>
           <w:szCs w:val="21"/>
         </w:rPr>
+        <w:t xml:space="preserve">RNP 方表示：</w:t>
+      </w:r>
+      <w:r>
+        <w:rPr>
+          <w:rFonts w:ascii="微软雅黑" w:cs="微软雅黑" w:eastAsia="微软雅黑" w:hAnsi="微软雅黑"/>
+          <w:b w:val="false"/>
+          <w:bCs w:val="false"/>
+          <w:i w:val="false"/>
+          <w:iCs w:val="false"/>
+          <w:color w:val="1D1D1A"/>
+          <w:sz w:val="21"/>
+          <w:szCs w:val="21"/>
+        </w:rPr>
+        <w:t xml:space="preserve">（02:02:17）好，这部分清楚了，我们继续；这一页够了。现在是培训时间——</w:t>
+      </w:r>
+    </w:p>
+    <w:p>
+      <w:pPr>
+        <w:spacing w:after="80" w:line="320"/>
+        <w:ind w:left="360" w:hanging="0"/>
+      </w:pPr>
+      <w:r>
+        <w:rPr>
+          <w:rFonts w:ascii="微软雅黑" w:cs="微软雅黑" w:eastAsia="微软雅黑" w:hAnsi="微软雅黑"/>
+          <w:b/>
+          <w:bCs/>
+          <w:i w:val="false"/>
+          <w:iCs w:val="false"/>
+          <w:color w:val="0057A8"/>
+          <w:sz w:val="21"/>
+          <w:szCs w:val="21"/>
+        </w:rPr>
         <w:t xml:space="preserve">RNP 方询问：</w:t>
       </w:r>
       <w:r>
@@ -10150,7 +10520,71 @@
           <w:sz w:val="21"/>
           <w:szCs w:val="21"/>
         </w:rPr>
-        <w:t xml:space="preserve">可以做小工具把 RNP 的合格数据导入系统，技术上不复杂；讯飞有研发团队，标准功能不支持则定制。支持导入已切分的数据和已合格的数据；针对 JSON、表格、CSV 均可。讯飞会向该节点请求数据，平台保存数据；</w:t>
+        <w:t xml:space="preserve">可以做小工具把 RNP 的合格数据导入系统，技术上不复杂；讯飞有研发团队，标准功能不支持则定制。支持导入已切分的数据和已合格的数据。</w:t>
+      </w:r>
+    </w:p>
+    <w:p>
+      <w:pPr>
+        <w:spacing w:after="80" w:line="320"/>
+        <w:ind w:left="360" w:hanging="0"/>
+      </w:pPr>
+      <w:r>
+        <w:rPr>
+          <w:rFonts w:ascii="微软雅黑" w:cs="微软雅黑" w:eastAsia="微软雅黑" w:hAnsi="微软雅黑"/>
+          <w:b/>
+          <w:bCs/>
+          <w:i w:val="false"/>
+          <w:iCs w:val="false"/>
+          <w:color w:val="0057A8"/>
+          <w:sz w:val="21"/>
+          <w:szCs w:val="21"/>
+        </w:rPr>
+        <w:t xml:space="preserve">RNP 方表示：</w:t>
+      </w:r>
+      <w:r>
+        <w:rPr>
+          <w:rFonts w:ascii="微软雅黑" w:cs="微软雅黑" w:eastAsia="微软雅黑" w:hAnsi="微软雅黑"/>
+          <w:b w:val="false"/>
+          <w:bCs w:val="false"/>
+          <w:i w:val="false"/>
+          <w:iCs w:val="false"/>
+          <w:color w:val="1D1D1A"/>
+          <w:sz w:val="21"/>
+          <w:szCs w:val="21"/>
+        </w:rPr>
+        <w:t xml:space="preserve">这是针对 JSON 的；还有表格、CSV。</w:t>
+      </w:r>
+    </w:p>
+    <w:p>
+      <w:pPr>
+        <w:spacing w:after="80" w:line="320"/>
+        <w:ind w:left="360" w:hanging="0"/>
+      </w:pPr>
+      <w:r>
+        <w:rPr>
+          <w:rFonts w:ascii="微软雅黑" w:cs="微软雅黑" w:eastAsia="微软雅黑" w:hAnsi="微软雅黑"/>
+          <w:b/>
+          <w:bCs/>
+          <w:i w:val="false"/>
+          <w:iCs w:val="false"/>
+          <w:color w:val="C00000"/>
+          <w:sz w:val="21"/>
+          <w:szCs w:val="21"/>
+        </w:rPr>
+        <w:t xml:space="preserve">讯飞方答复：</w:t>
+      </w:r>
+      <w:r>
+        <w:rPr>
+          <w:rFonts w:ascii="微软雅黑" w:cs="微软雅黑" w:eastAsia="微软雅黑" w:hAnsi="微软雅黑"/>
+          <w:b w:val="false"/>
+          <w:bCs w:val="false"/>
+          <w:i w:val="false"/>
+          <w:iCs w:val="false"/>
+          <w:color w:val="1D1D1A"/>
+          <w:sz w:val="21"/>
+          <w:szCs w:val="21"/>
+        </w:rPr>
+        <w:t xml:space="preserve">讯飞会向该节点请求数据，平台保存数据；</w:t>
       </w:r>
       <w:r>
         <w:rPr>
@@ -10337,7 +10771,135 @@
           <w:sz w:val="21"/>
           <w:szCs w:val="21"/>
         </w:rPr>
-        <w:t xml:space="preserve">。讯飞有技术，RNP 有语言专家；工具不是黑盒，是讯飞团队自研。切分完成后 token 化即可训练；平台下层有数据集数据库，可用于不同的训练过程。若 RNP 想自行调整工具，可与讯飞一起讨论。若 RNP 协调好了数据集，讯飞承诺可接入平台；标准功能不支持则定制导入，保证 RNP 提供的所有数据集都可进一步处理。</w:t>
+        <w:t xml:space="preserve">。</w:t>
+      </w:r>
+    </w:p>
+    <w:p>
+      <w:pPr>
+        <w:spacing w:after="80" w:line="320"/>
+        <w:ind w:left="360" w:hanging="0"/>
+      </w:pPr>
+      <w:r>
+        <w:rPr>
+          <w:rFonts w:ascii="微软雅黑" w:cs="微软雅黑" w:eastAsia="微软雅黑" w:hAnsi="微软雅黑"/>
+          <w:b/>
+          <w:bCs/>
+          <w:i w:val="false"/>
+          <w:iCs w:val="false"/>
+          <w:color w:val="0057A8"/>
+          <w:sz w:val="21"/>
+          <w:szCs w:val="21"/>
+        </w:rPr>
+        <w:t xml:space="preserve">RNP 方表示：</w:t>
+      </w:r>
+      <w:r>
+        <w:rPr>
+          <w:rFonts w:ascii="微软雅黑" w:cs="微软雅黑" w:eastAsia="微软雅黑" w:hAnsi="微软雅黑"/>
+          <w:b w:val="false"/>
+          <w:bCs w:val="false"/>
+          <w:i w:val="false"/>
+          <w:iCs w:val="false"/>
+          <w:color w:val="1D1D1A"/>
+          <w:sz w:val="21"/>
+          <w:szCs w:val="21"/>
+        </w:rPr>
+        <w:t xml:space="preserve">好，你们需要做一些定制。</w:t>
+      </w:r>
+    </w:p>
+    <w:p>
+      <w:pPr>
+        <w:spacing w:after="80" w:line="320"/>
+        <w:ind w:left="360" w:hanging="0"/>
+      </w:pPr>
+      <w:r>
+        <w:rPr>
+          <w:rFonts w:ascii="微软雅黑" w:cs="微软雅黑" w:eastAsia="微软雅黑" w:hAnsi="微软雅黑"/>
+          <w:b/>
+          <w:bCs/>
+          <w:i w:val="false"/>
+          <w:iCs w:val="false"/>
+          <w:color w:val="C00000"/>
+          <w:sz w:val="21"/>
+          <w:szCs w:val="21"/>
+        </w:rPr>
+        <w:t xml:space="preserve">讯飞方答复：</w:t>
+      </w:r>
+      <w:r>
+        <w:rPr>
+          <w:rFonts w:ascii="微软雅黑" w:cs="微软雅黑" w:eastAsia="微软雅黑" w:hAnsi="微软雅黑"/>
+          <w:b w:val="false"/>
+          <w:bCs w:val="false"/>
+          <w:i w:val="false"/>
+          <w:iCs w:val="false"/>
+          <w:color w:val="1D1D1A"/>
+          <w:sz w:val="21"/>
+          <w:szCs w:val="21"/>
+        </w:rPr>
+        <w:t xml:space="preserve">讯飞有技术，RNP 有语言专家；工具不是黑盒，是讯飞团队自研。</w:t>
+      </w:r>
+    </w:p>
+    <w:p>
+      <w:pPr>
+        <w:spacing w:after="80" w:line="320"/>
+        <w:ind w:left="360" w:hanging="0"/>
+      </w:pPr>
+      <w:r>
+        <w:rPr>
+          <w:rFonts w:ascii="微软雅黑" w:cs="微软雅黑" w:eastAsia="微软雅黑" w:hAnsi="微软雅黑"/>
+          <w:b/>
+          <w:bCs/>
+          <w:i w:val="false"/>
+          <w:iCs w:val="false"/>
+          <w:color w:val="0057A8"/>
+          <w:sz w:val="21"/>
+          <w:szCs w:val="21"/>
+        </w:rPr>
+        <w:t xml:space="preserve">RNP 方表示：</w:t>
+      </w:r>
+      <w:r>
+        <w:rPr>
+          <w:rFonts w:ascii="微软雅黑" w:cs="微软雅黑" w:eastAsia="微软雅黑" w:hAnsi="微软雅黑"/>
+          <w:b w:val="false"/>
+          <w:bCs w:val="false"/>
+          <w:i w:val="false"/>
+          <w:iCs w:val="false"/>
+          <w:color w:val="1D1D1A"/>
+          <w:sz w:val="21"/>
+          <w:szCs w:val="21"/>
+        </w:rPr>
+        <w:t xml:space="preserve">最后你们把所有东西 token 化，就可以训练了。</w:t>
+      </w:r>
+    </w:p>
+    <w:p>
+      <w:pPr>
+        <w:spacing w:after="80" w:line="320"/>
+        <w:ind w:left="360" w:hanging="0"/>
+      </w:pPr>
+      <w:r>
+        <w:rPr>
+          <w:rFonts w:ascii="微软雅黑" w:cs="微软雅黑" w:eastAsia="微软雅黑" w:hAnsi="微软雅黑"/>
+          <w:b/>
+          <w:bCs/>
+          <w:i w:val="false"/>
+          <w:iCs w:val="false"/>
+          <w:color w:val="C00000"/>
+          <w:sz w:val="21"/>
+          <w:szCs w:val="21"/>
+        </w:rPr>
+        <w:t xml:space="preserve">讯飞方答复：</w:t>
+      </w:r>
+      <w:r>
+        <w:rPr>
+          <w:rFonts w:ascii="微软雅黑" w:cs="微软雅黑" w:eastAsia="微软雅黑" w:hAnsi="微软雅黑"/>
+          <w:b w:val="false"/>
+          <w:bCs w:val="false"/>
+          <w:i w:val="false"/>
+          <w:iCs w:val="false"/>
+          <w:color w:val="1D1D1A"/>
+          <w:sz w:val="21"/>
+          <w:szCs w:val="21"/>
+        </w:rPr>
+        <w:t xml:space="preserve">是。平台下层有数据集数据库，可用于不同的训练过程。若 RNP 想自行调整工具，可与讯飞一起讨论。若 RNP 协调好了数据集，讯飞承诺可接入平台；标准功能不支持则定制导入，保证 RNP 提供的所有数据集都可进一步处理。</w:t>
       </w:r>
     </w:p>
     <w:p>
@@ -10477,6 +11039,38 @@
     </w:p>
     <w:p>
       <w:pPr>
+        <w:spacing w:after="80" w:line="320"/>
+        <w:ind w:left="360" w:hanging="0"/>
+      </w:pPr>
+      <w:r>
+        <w:rPr>
+          <w:rFonts w:ascii="微软雅黑" w:cs="微软雅黑" w:eastAsia="微软雅黑" w:hAnsi="微软雅黑"/>
+          <w:b/>
+          <w:bCs/>
+          <w:i w:val="false"/>
+          <w:iCs w:val="false"/>
+          <w:color w:val="0057A8"/>
+          <w:sz w:val="21"/>
+          <w:szCs w:val="21"/>
+        </w:rPr>
+        <w:t xml:space="preserve">RNP 方表示：</w:t>
+      </w:r>
+      <w:r>
+        <w:rPr>
+          <w:rFonts w:ascii="微软雅黑" w:cs="微软雅黑" w:eastAsia="微软雅黑" w:hAnsi="微软雅黑"/>
+          <w:b w:val="false"/>
+          <w:bCs w:val="false"/>
+          <w:i w:val="false"/>
+          <w:iCs w:val="false"/>
+          <w:color w:val="1D1D1A"/>
+          <w:sz w:val="21"/>
+          <w:szCs w:val="21"/>
+        </w:rPr>
+        <w:t xml:space="preserve">好，谢谢。</w:t>
+      </w:r>
+    </w:p>
+    <w:p>
+      <w:pPr>
         <w:pStyle w:val="Heading2"/>
         <w:keepNext/>
         <w:spacing w:after="120" w:before="300"/>
@@ -10902,6 +11496,25 @@
     </w:p>
     <w:p>
       <w:pPr>
+        <w:spacing w:after="120" w:line="300"/>
+        <w:ind w:left="360"/>
+      </w:pPr>
+      <w:r>
+        <w:rPr>
+          <w:rFonts w:ascii="微软雅黑" w:cs="微软雅黑" w:eastAsia="微软雅黑" w:hAnsi="微软雅黑"/>
+          <w:b w:val="false"/>
+          <w:bCs w:val="false"/>
+          <w:i w:val="false"/>
+          <w:iCs w:val="false"/>
+          <w:color w:val="6B6B6B"/>
+          <w:sz w:val="19"/>
+          <w:szCs w:val="19"/>
+        </w:rPr>
+        <w:t xml:space="preserve">〔02:30:10 一位 RNP 现场人员表示需离开去参加另一个会议，但会继续在线收听〕</w:t>
+      </w:r>
+    </w:p>
+    <w:p>
+      <w:pPr>
         <w:spacing w:after="80" w:line="320"/>
         <w:ind w:left="360" w:hanging="0"/>
       </w:pPr>
@@ -11626,6 +12239,25 @@
           <w:szCs w:val="18"/>
         </w:rPr>
         <w:t xml:space="preserve">　〔02:39:54〕</w:t>
+      </w:r>
+    </w:p>
+    <w:p>
+      <w:pPr>
+        <w:spacing w:after="120" w:line="300"/>
+        <w:ind w:left="360"/>
+      </w:pPr>
+      <w:r>
+        <w:rPr>
+          <w:rFonts w:ascii="微软雅黑" w:cs="微软雅黑" w:eastAsia="微软雅黑" w:hAnsi="微软雅黑"/>
+          <w:b w:val="false"/>
+          <w:bCs w:val="false"/>
+          <w:i w:val="false"/>
+          <w:iCs w:val="false"/>
+          <w:color w:val="6B6B6B"/>
+          <w:sz w:val="19"/>
+          <w:szCs w:val="19"/>
+        </w:rPr>
+        <w:t xml:space="preserve">〔演示结束后主持人询问线上是否还有问题，无人提问；现场有人说"他们累了"。RNP 方随即宣布会议结束并提出以下要求〕</w:t>
       </w:r>
     </w:p>
     <w:p>
@@ -17959,7 +18591,91 @@
           <w:sz w:val="30"/>
           <w:szCs w:val="30"/>
         </w:rPr>
-        <w:t xml:space="preserve">附录：转写中未能确定的信息</w:t>
+        <w:t xml:space="preserve">附录一：被会场麦克风拾到的 RNP 内部旁白（葡语）</w:t>
+      </w:r>
+    </w:p>
+    <w:p>
+      <w:pPr>
+        <w:spacing w:after="120" w:line="320"/>
+      </w:pPr>
+      <w:r>
+        <w:rPr>
+          <w:rFonts w:ascii="微软雅黑" w:cs="微软雅黑" w:eastAsia="微软雅黑" w:hAnsi="微软雅黑"/>
+          <w:b w:val="false"/>
+          <w:bCs w:val="false"/>
+          <w:i w:val="false"/>
+          <w:iCs w:val="false"/>
+          <w:color w:val="1D1D1A"/>
+          <w:sz w:val="21"/>
+          <w:szCs w:val="21"/>
+        </w:rPr>
+        <w:t xml:space="preserve">以下两段为 RNP 现场人员之间的葡语交谈，并非对讯飞方的发言，转写不完整，仅为完整起见收录：</w:t>
+      </w:r>
+    </w:p>
+    <w:p>
+      <w:pPr>
+        <w:pStyle w:val="ListParagraph"/>
+        <w:numPr>
+          <w:ilvl w:val="0"/>
+          <w:numId w:val="2"/>
+        </w:numPr>
+        <w:spacing w:after="60" w:line="320"/>
+      </w:pPr>
+      <w:r>
+        <w:rPr>
+          <w:rFonts w:ascii="微软雅黑" w:cs="微软雅黑" w:eastAsia="微软雅黑" w:hAnsi="微软雅黑"/>
+          <w:b w:val="false"/>
+          <w:bCs w:val="false"/>
+          <w:i w:val="false"/>
+          <w:iCs w:val="false"/>
+          <w:color w:val="1D1D1A"/>
+          <w:sz w:val="21"/>
+          <w:szCs w:val="21"/>
+        </w:rPr>
+        <w:t xml:space="preserve">43:39——"…faz sentido transferir tecnologia pra eles, mas assim, acho que eles estão conversando com a gente…"（把技术转移给他们是有道理的，但我想他们也在和我们……）。紧接着 RNP 方以英文对讯飞方说出"你们在巴西还与另一家公司有同类活动"（见 Q9）。</w:t>
+      </w:r>
+    </w:p>
+    <w:p>
+      <w:pPr>
+        <w:pStyle w:val="ListParagraph"/>
+        <w:numPr>
+          <w:ilvl w:val="0"/>
+          <w:numId w:val="2"/>
+        </w:numPr>
+        <w:spacing w:after="60" w:line="320"/>
+      </w:pPr>
+      <w:r>
+        <w:rPr>
+          <w:rFonts w:ascii="微软雅黑" w:cs="微软雅黑" w:eastAsia="微软雅黑" w:hAnsi="微软雅黑"/>
+          <w:b w:val="false"/>
+          <w:bCs w:val="false"/>
+          <w:i w:val="false"/>
+          <w:iCs w:val="false"/>
+          <w:color w:val="1D1D1A"/>
+          <w:sz w:val="21"/>
+          <w:szCs w:val="21"/>
+        </w:rPr>
+        <w:t xml:space="preserve">01:45:30（休息中）——"Isso aqui é qualitativo. Beleza. Agora a gente vai fazer um qualitativo, a gente tem que conectar tudo, porque senão a pessoa vai gerar, não consegue conectar uma parte a outra. … Pô, você não faz o WeChat, mano?"（这是定性的。好，接下来我们做定性〔评估〕，得把所有东西连起来，不然人家生成了也没法把这部分和那部分连上。……哎，你没有微信吗？）前半句疑为 RNP 在讨论自己的评估材料；后半句是为传输华为的幻灯片找微信。期间另有 RNP 人员建议"把会议链接发给他们，作为访客加入即可投屏"（01:48:03）。</w:t>
+      </w:r>
+    </w:p>
+    <w:p>
+      <w:pPr>
+        <w:pStyle w:val="Heading1"/>
+        <w:keepNext/>
+        <w:spacing w:after="160" w:before="420"/>
+      </w:pPr>
+      <w:r>
+        <w:rPr>
+          <w:rFonts w:ascii="微软雅黑" w:cs="微软雅黑" w:eastAsia="微软雅黑" w:hAnsi="微软雅黑"/>
+          <w:b/>
+          <w:bCs/>
+          <w:i w:val="false"/>
+          <w:iCs w:val="false"/>
+          <w:color w:val="C00000"/>
+          <w:sz w:val="30"/>
+          <w:szCs w:val="30"/>
+        </w:rPr>
+        <w:t xml:space="preserve">附录二：转写中未能确定的信息</w:t>
       </w:r>
     </w:p>
     <w:p>
